--- a/doc/bot_manual.docx
+++ b/doc/bot_manual.docx
@@ -2373,6 +2373,85 @@
         <w:pStyle w:val="HTML"/>
         <w:rPr>
           <w:rFonts w:ascii="Times New Roman" w:hAnsi="Times New Roman" w:cs="Times New Roman"/>
+          <w:b/>
+          <w:sz w:val="24"/>
+          <w:szCs w:val="24"/>
+        </w:rPr>
+      </w:pPr>
+    </w:p>
+    <w:p>
+      <w:pPr>
+        <w:pStyle w:val="HTML"/>
+        <w:rPr>
+          <w:rFonts w:ascii="Times New Roman" w:hAnsi="Times New Roman" w:cs="Times New Roman"/>
+          <w:b/>
+          <w:sz w:val="24"/>
+          <w:szCs w:val="24"/>
+        </w:rPr>
+      </w:pPr>
+      <w:r>
+        <w:rPr>
+          <w:rFonts w:ascii="Times New Roman" w:hAnsi="Times New Roman" w:cs="Times New Roman"/>
+          <w:b/>
+          <w:noProof/>
+          <w:sz w:val="24"/>
+          <w:szCs w:val="24"/>
+        </w:rPr>
+        <w:drawing>
+          <wp:inline distT="0" distB="0" distL="0" distR="0">
+            <wp:extent cx="4770120" cy="2639695"/>
+            <wp:effectExtent l="0" t="0" r="0" b="8255"/>
+            <wp:docPr id="1" name="Рисунок 1"/>
+            <wp:cNvGraphicFramePr>
+              <a:graphicFrameLocks xmlns:a="http://schemas.openxmlformats.org/drawingml/2006/main" noChangeAspect="1"/>
+            </wp:cNvGraphicFramePr>
+            <a:graphic xmlns:a="http://schemas.openxmlformats.org/drawingml/2006/main">
+              <a:graphicData uri="http://schemas.openxmlformats.org/drawingml/2006/picture">
+                <pic:pic xmlns:pic="http://schemas.openxmlformats.org/drawingml/2006/picture">
+                  <pic:nvPicPr>
+                    <pic:cNvPr id="0" name="Picture 1"/>
+                    <pic:cNvPicPr>
+                      <a:picLocks noChangeAspect="1" noChangeArrowheads="1"/>
+                    </pic:cNvPicPr>
+                  </pic:nvPicPr>
+                  <pic:blipFill>
+                    <a:blip r:embed="rId7">
+                      <a:extLst>
+                        <a:ext uri="{28A0092B-C50C-407E-A947-70E740481C1C}">
+                          <a14:useLocalDpi xmlns:a14="http://schemas.microsoft.com/office/drawing/2010/main" val="0"/>
+                        </a:ext>
+                      </a:extLst>
+                    </a:blip>
+                    <a:srcRect/>
+                    <a:stretch>
+                      <a:fillRect/>
+                    </a:stretch>
+                  </pic:blipFill>
+                  <pic:spPr bwMode="auto">
+                    <a:xfrm>
+                      <a:off x="0" y="0"/>
+                      <a:ext cx="4770120" cy="2639695"/>
+                    </a:xfrm>
+                    <a:prstGeom prst="rect">
+                      <a:avLst/>
+                    </a:prstGeom>
+                    <a:noFill/>
+                    <a:ln>
+                      <a:noFill/>
+                    </a:ln>
+                  </pic:spPr>
+                </pic:pic>
+              </a:graphicData>
+            </a:graphic>
+          </wp:inline>
+        </w:drawing>
+      </w:r>
+    </w:p>
+    <w:p>
+      <w:pPr>
+        <w:pStyle w:val="HTML"/>
+        <w:rPr>
+          <w:rFonts w:ascii="Times New Roman" w:hAnsi="Times New Roman" w:cs="Times New Roman"/>
           <w:sz w:val="24"/>
           <w:szCs w:val="24"/>
         </w:rPr>
@@ -2662,6 +2741,7 @@
           <w:sz w:val="24"/>
           <w:szCs w:val="24"/>
         </w:rPr>
+        <w:lastRenderedPageBreak/>
         <w:t xml:space="preserve">Таблица </w:t>
       </w:r>
       <w:r>
@@ -3084,7 +3164,6 @@
           <w:szCs w:val="28"/>
           <w:lang w:eastAsia="ru-RU"/>
         </w:rPr>
-        <w:lastRenderedPageBreak/>
         <w:t>2.</w:t>
       </w:r>
       <w:r>
@@ -3215,7 +3294,7 @@
                     </pic:cNvPicPr>
                   </pic:nvPicPr>
                   <pic:blipFill rotWithShape="1">
-                    <a:blip r:embed="rId7">
+                    <a:blip r:embed="rId8">
                       <a:extLst>
                         <a:ext uri="{28A0092B-C50C-407E-A947-70E740481C1C}">
                           <a14:useLocalDpi xmlns:a14="http://schemas.microsoft.com/office/drawing/2010/main" val="0"/>
@@ -3390,7 +3469,7 @@
                     </pic:cNvPicPr>
                   </pic:nvPicPr>
                   <pic:blipFill rotWithShape="1">
-                    <a:blip r:embed="rId8">
+                    <a:blip r:embed="rId9">
                       <a:extLst>
                         <a:ext uri="{28A0092B-C50C-407E-A947-70E740481C1C}">
                           <a14:useLocalDpi xmlns:a14="http://schemas.microsoft.com/office/drawing/2010/main" val="0"/>
@@ -3573,6 +3652,7 @@
           <w:noProof/>
           <w:lang w:eastAsia="ru-RU"/>
         </w:rPr>
+        <w:lastRenderedPageBreak/>
         <w:drawing>
           <wp:inline distT="0" distB="0" distL="0" distR="0" wp14:anchorId="10332F0D" wp14:editId="16A0CEA1">
             <wp:extent cx="4563110" cy="3140075"/>
@@ -3591,7 +3671,7 @@
                     </pic:cNvPicPr>
                   </pic:nvPicPr>
                   <pic:blipFill>
-                    <a:blip r:embed="rId9">
+                    <a:blip r:embed="rId10">
                       <a:extLst>
                         <a:ext uri="{28A0092B-C50C-407E-A947-70E740481C1C}">
                           <a14:useLocalDpi xmlns:a14="http://schemas.microsoft.com/office/drawing/2010/main" val="0"/>
@@ -3643,7 +3723,6 @@
           <w:szCs w:val="28"/>
           <w:lang w:eastAsia="ru-RU"/>
         </w:rPr>
-        <w:lastRenderedPageBreak/>
         <w:t>2.</w:t>
       </w:r>
       <w:r>
@@ -4582,6 +4661,7 @@
           <w:szCs w:val="24"/>
           <w:lang w:eastAsia="ru-RU"/>
         </w:rPr>
+        <w:lastRenderedPageBreak/>
         <w:t xml:space="preserve">Удалить слово </w:t>
       </w:r>
       <w:r>
@@ -4764,7 +4844,6 @@
           <w:szCs w:val="24"/>
           <w:lang w:eastAsia="ru-RU"/>
         </w:rPr>
-        <w:lastRenderedPageBreak/>
         <w:drawing>
           <wp:inline distT="0" distB="0" distL="0" distR="0">
             <wp:extent cx="6029960" cy="4684395"/>
@@ -4783,7 +4862,7 @@
                     </pic:cNvPicPr>
                   </pic:nvPicPr>
                   <pic:blipFill>
-                    <a:blip r:embed="rId10">
+                    <a:blip r:embed="rId11">
                       <a:extLst>
                         <a:ext uri="{28A0092B-C50C-407E-A947-70E740481C1C}">
                           <a14:useLocalDpi xmlns:a14="http://schemas.microsoft.com/office/drawing/2010/main" val="0"/>
@@ -5539,124 +5618,6 @@
     </w:p>
     <w:p>
       <w:pPr>
-        <w:tabs>
-          <w:tab w:val="left" w:pos="916"/>
-          <w:tab w:val="left" w:pos="1832"/>
-          <w:tab w:val="left" w:pos="2748"/>
-          <w:tab w:val="left" w:pos="3664"/>
-          <w:tab w:val="left" w:pos="4580"/>
-          <w:tab w:val="left" w:pos="5496"/>
-          <w:tab w:val="left" w:pos="6412"/>
-          <w:tab w:val="left" w:pos="7328"/>
-          <w:tab w:val="left" w:pos="8244"/>
-          <w:tab w:val="left" w:pos="9160"/>
-          <w:tab w:val="left" w:pos="10076"/>
-          <w:tab w:val="left" w:pos="10992"/>
-          <w:tab w:val="left" w:pos="11908"/>
-          <w:tab w:val="left" w:pos="12824"/>
-          <w:tab w:val="left" w:pos="13740"/>
-          <w:tab w:val="left" w:pos="14656"/>
-        </w:tabs>
-        <w:spacing w:after="0" w:line="240" w:lineRule="auto"/>
-        <w:rPr>
-          <w:rFonts w:ascii="Courier New" w:eastAsia="Times New Roman" w:hAnsi="Courier New" w:cs="Courier New"/>
-          <w:sz w:val="20"/>
-          <w:szCs w:val="20"/>
-          <w:lang w:eastAsia="ru-RU"/>
-        </w:rPr>
-      </w:pPr>
-    </w:p>
-    <w:p>
-      <w:pPr>
-        <w:tabs>
-          <w:tab w:val="left" w:pos="916"/>
-          <w:tab w:val="left" w:pos="1832"/>
-          <w:tab w:val="left" w:pos="2748"/>
-          <w:tab w:val="left" w:pos="3664"/>
-          <w:tab w:val="left" w:pos="4580"/>
-          <w:tab w:val="left" w:pos="5496"/>
-          <w:tab w:val="left" w:pos="6412"/>
-          <w:tab w:val="left" w:pos="7328"/>
-          <w:tab w:val="left" w:pos="8244"/>
-          <w:tab w:val="left" w:pos="9160"/>
-          <w:tab w:val="left" w:pos="10076"/>
-          <w:tab w:val="left" w:pos="10992"/>
-          <w:tab w:val="left" w:pos="11908"/>
-          <w:tab w:val="left" w:pos="12824"/>
-          <w:tab w:val="left" w:pos="13740"/>
-          <w:tab w:val="left" w:pos="14656"/>
-        </w:tabs>
-        <w:spacing w:after="0" w:line="240" w:lineRule="auto"/>
-        <w:rPr>
-          <w:rFonts w:ascii="Courier New" w:eastAsia="Times New Roman" w:hAnsi="Courier New" w:cs="Courier New"/>
-          <w:sz w:val="20"/>
-          <w:szCs w:val="20"/>
-          <w:lang w:eastAsia="ru-RU"/>
-        </w:rPr>
-      </w:pPr>
-    </w:p>
-    <w:p>
-      <w:pPr>
-        <w:tabs>
-          <w:tab w:val="left" w:pos="916"/>
-          <w:tab w:val="left" w:pos="1832"/>
-          <w:tab w:val="left" w:pos="2748"/>
-          <w:tab w:val="left" w:pos="3664"/>
-          <w:tab w:val="left" w:pos="4580"/>
-          <w:tab w:val="left" w:pos="5496"/>
-          <w:tab w:val="left" w:pos="6412"/>
-          <w:tab w:val="left" w:pos="7328"/>
-          <w:tab w:val="left" w:pos="8244"/>
-          <w:tab w:val="left" w:pos="9160"/>
-          <w:tab w:val="left" w:pos="10076"/>
-          <w:tab w:val="left" w:pos="10992"/>
-          <w:tab w:val="left" w:pos="11908"/>
-          <w:tab w:val="left" w:pos="12824"/>
-          <w:tab w:val="left" w:pos="13740"/>
-          <w:tab w:val="left" w:pos="14656"/>
-        </w:tabs>
-        <w:spacing w:after="0" w:line="240" w:lineRule="auto"/>
-        <w:rPr>
-          <w:rFonts w:ascii="Courier New" w:eastAsia="Times New Roman" w:hAnsi="Courier New" w:cs="Courier New"/>
-          <w:sz w:val="20"/>
-          <w:szCs w:val="20"/>
-          <w:lang w:eastAsia="ru-RU"/>
-        </w:rPr>
-      </w:pPr>
-    </w:p>
-    <w:p>
-      <w:pPr>
-        <w:tabs>
-          <w:tab w:val="left" w:pos="916"/>
-          <w:tab w:val="left" w:pos="1832"/>
-          <w:tab w:val="left" w:pos="2748"/>
-          <w:tab w:val="left" w:pos="3664"/>
-          <w:tab w:val="left" w:pos="4580"/>
-          <w:tab w:val="left" w:pos="5496"/>
-          <w:tab w:val="left" w:pos="6412"/>
-          <w:tab w:val="left" w:pos="7328"/>
-          <w:tab w:val="left" w:pos="8244"/>
-          <w:tab w:val="left" w:pos="9160"/>
-          <w:tab w:val="left" w:pos="10076"/>
-          <w:tab w:val="left" w:pos="10992"/>
-          <w:tab w:val="left" w:pos="11908"/>
-          <w:tab w:val="left" w:pos="12824"/>
-          <w:tab w:val="left" w:pos="13740"/>
-          <w:tab w:val="left" w:pos="14656"/>
-        </w:tabs>
-        <w:spacing w:after="0" w:line="240" w:lineRule="auto"/>
-        <w:rPr>
-          <w:rFonts w:ascii="Courier New" w:eastAsia="Times New Roman" w:hAnsi="Courier New" w:cs="Courier New"/>
-          <w:sz w:val="20"/>
-          <w:szCs w:val="20"/>
-          <w:lang w:eastAsia="ru-RU"/>
-        </w:rPr>
-      </w:pPr>
-      <w:bookmarkStart w:id="0" w:name="_GoBack"/>
-      <w:bookmarkEnd w:id="0"/>
-    </w:p>
-    <w:p>
-      <w:pPr>
         <w:rPr>
           <w:rFonts w:ascii="Times New Roman" w:eastAsia="Times New Roman" w:hAnsi="Times New Roman" w:cs="Times New Roman"/>
           <w:b/>
@@ -5666,6 +5627,8 @@
           <w:lang w:eastAsia="ru-RU"/>
         </w:rPr>
       </w:pPr>
+      <w:bookmarkStart w:id="0" w:name="_GoBack"/>
+      <w:bookmarkEnd w:id="0"/>
       <w:r>
         <w:rPr>
           <w:rFonts w:ascii="Times New Roman" w:eastAsia="Times New Roman" w:hAnsi="Times New Roman" w:cs="Times New Roman"/>
